--- a/klagomål/A 54872-2025 FSC-klagomål.docx
+++ b/klagomål/A 54872-2025 FSC-klagomål.docx
@@ -675,7 +675,7 @@
     <w:r>
       <w:tab/>
       <w:tab/>
-      <w:t>2025-11-07</w:t>
+      <w:t>2025-11-08</w:t>
       <w:br/>
       <w:br/>
     </w:r>

--- a/klagomål/A 54872-2025 FSC-klagomål.docx
+++ b/klagomål/A 54872-2025 FSC-klagomål.docx
@@ -675,7 +675,7 @@
     <w:r>
       <w:tab/>
       <w:tab/>
-      <w:t>2025-11-08</w:t>
+      <w:t>2025-11-09</w:t>
       <w:br/>
       <w:br/>
     </w:r>

--- a/klagomål/A 54872-2025 FSC-klagomål.docx
+++ b/klagomål/A 54872-2025 FSC-klagomål.docx
@@ -675,7 +675,7 @@
     <w:r>
       <w:tab/>
       <w:tab/>
-      <w:t>2025-11-09</w:t>
+      <w:t>2025-11-10</w:t>
       <w:br/>
       <w:br/>
     </w:r>

--- a/klagomål/A 54872-2025 FSC-klagomål.docx
+++ b/klagomål/A 54872-2025 FSC-klagomål.docx
@@ -675,7 +675,7 @@
     <w:r>
       <w:tab/>
       <w:tab/>
-      <w:t>2025-11-10</w:t>
+      <w:t>2025-11-11</w:t>
       <w:br/>
       <w:br/>
     </w:r>

--- a/klagomål/A 54872-2025 FSC-klagomål.docx
+++ b/klagomål/A 54872-2025 FSC-klagomål.docx
@@ -675,7 +675,7 @@
     <w:r>
       <w:tab/>
       <w:tab/>
-      <w:t>2025-11-11</w:t>
+      <w:t>2025-11-12</w:t>
       <w:br/>
       <w:br/>
     </w:r>

--- a/klagomål/A 54872-2025 FSC-klagomål.docx
+++ b/klagomål/A 54872-2025 FSC-klagomål.docx
@@ -675,7 +675,7 @@
     <w:r>
       <w:tab/>
       <w:tab/>
-      <w:t>2025-11-12</w:t>
+      <w:t>2025-11-13</w:t>
       <w:br/>
       <w:br/>
     </w:r>

--- a/klagomål/A 54872-2025 FSC-klagomål.docx
+++ b/klagomål/A 54872-2025 FSC-klagomål.docx
@@ -675,7 +675,7 @@
     <w:r>
       <w:tab/>
       <w:tab/>
-      <w:t>2025-11-13</w:t>
+      <w:t>2025-11-14</w:t>
       <w:br/>
       <w:br/>
     </w:r>

--- a/klagomål/A 54872-2025 FSC-klagomål.docx
+++ b/klagomål/A 54872-2025 FSC-klagomål.docx
@@ -675,7 +675,7 @@
     <w:r>
       <w:tab/>
       <w:tab/>
-      <w:t>2025-11-14</w:t>
+      <w:t>2025-11-15</w:t>
       <w:br/>
       <w:br/>
     </w:r>

--- a/klagomål/A 54872-2025 FSC-klagomål.docx
+++ b/klagomål/A 54872-2025 FSC-klagomål.docx
@@ -675,7 +675,7 @@
     <w:r>
       <w:tab/>
       <w:tab/>
-      <w:t>2025-11-15</w:t>
+      <w:t>2025-11-20</w:t>
       <w:br/>
       <w:br/>
     </w:r>

--- a/klagomål/A 54872-2025 FSC-klagomål.docx
+++ b/klagomål/A 54872-2025 FSC-klagomål.docx
@@ -675,7 +675,7 @@
     <w:r>
       <w:tab/>
       <w:tab/>
-      <w:t>2025-11-20</w:t>
+      <w:t>2025-11-21</w:t>
       <w:br/>
       <w:br/>
     </w:r>

--- a/klagomål/A 54872-2025 FSC-klagomål.docx
+++ b/klagomål/A 54872-2025 FSC-klagomål.docx
@@ -675,7 +675,7 @@
     <w:r>
       <w:tab/>
       <w:tab/>
-      <w:t>2025-11-21</w:t>
+      <w:t>2025-11-22</w:t>
       <w:br/>
       <w:br/>
     </w:r>

--- a/klagomål/A 54872-2025 FSC-klagomål.docx
+++ b/klagomål/A 54872-2025 FSC-klagomål.docx
@@ -675,7 +675,7 @@
     <w:r>
       <w:tab/>
       <w:tab/>
-      <w:t>2025-11-22</w:t>
+      <w:t>2025-11-23</w:t>
       <w:br/>
       <w:br/>
     </w:r>

--- a/klagomål/A 54872-2025 FSC-klagomål.docx
+++ b/klagomål/A 54872-2025 FSC-klagomål.docx
@@ -675,7 +675,7 @@
     <w:r>
       <w:tab/>
       <w:tab/>
-      <w:t>2025-11-23</w:t>
+      <w:t>2025-11-24</w:t>
       <w:br/>
       <w:br/>
     </w:r>

--- a/klagomål/A 54872-2025 FSC-klagomål.docx
+++ b/klagomål/A 54872-2025 FSC-klagomål.docx
@@ -675,7 +675,7 @@
     <w:r>
       <w:tab/>
       <w:tab/>
-      <w:t>2025-11-24</w:t>
+      <w:t>2025-11-25</w:t>
       <w:br/>
       <w:br/>
     </w:r>

--- a/klagomål/A 54872-2025 FSC-klagomål.docx
+++ b/klagomål/A 54872-2025 FSC-klagomål.docx
@@ -675,7 +675,7 @@
     <w:r>
       <w:tab/>
       <w:tab/>
-      <w:t>2025-11-25</w:t>
+      <w:t>2025-11-26</w:t>
       <w:br/>
       <w:br/>
     </w:r>

--- a/klagomål/A 54872-2025 FSC-klagomål.docx
+++ b/klagomål/A 54872-2025 FSC-klagomål.docx
@@ -675,7 +675,7 @@
     <w:r>
       <w:tab/>
       <w:tab/>
-      <w:t>2025-11-26</w:t>
+      <w:t>2025-11-27</w:t>
       <w:br/>
       <w:br/>
     </w:r>

--- a/klagomål/A 54872-2025 FSC-klagomål.docx
+++ b/klagomål/A 54872-2025 FSC-klagomål.docx
@@ -675,7 +675,7 @@
     <w:r>
       <w:tab/>
       <w:tab/>
-      <w:t>2025-11-27</w:t>
+      <w:t>2025-11-28</w:t>
       <w:br/>
       <w:br/>
     </w:r>

--- a/klagomål/A 54872-2025 FSC-klagomål.docx
+++ b/klagomål/A 54872-2025 FSC-klagomål.docx
@@ -675,7 +675,7 @@
     <w:r>
       <w:tab/>
       <w:tab/>
-      <w:t>2025-11-28</w:t>
+      <w:t>2025-11-29</w:t>
       <w:br/>
       <w:br/>
     </w:r>

--- a/klagomål/A 54872-2025 FSC-klagomål.docx
+++ b/klagomål/A 54872-2025 FSC-klagomål.docx
@@ -675,7 +675,7 @@
     <w:r>
       <w:tab/>
       <w:tab/>
-      <w:t>2025-11-29</w:t>
+      <w:t>2025-11-30</w:t>
       <w:br/>
       <w:br/>
     </w:r>

--- a/klagomål/A 54872-2025 FSC-klagomål.docx
+++ b/klagomål/A 54872-2025 FSC-klagomål.docx
@@ -675,7 +675,7 @@
     <w:r>
       <w:tab/>
       <w:tab/>
-      <w:t>2025-11-30</w:t>
+      <w:t>2025-12-01</w:t>
       <w:br/>
       <w:br/>
     </w:r>

--- a/klagomål/A 54872-2025 FSC-klagomål.docx
+++ b/klagomål/A 54872-2025 FSC-klagomål.docx
@@ -675,7 +675,7 @@
     <w:r>
       <w:tab/>
       <w:tab/>
-      <w:t>2025-12-01</w:t>
+      <w:t>2025-12-02</w:t>
       <w:br/>
       <w:br/>
     </w:r>

--- a/klagomål/A 54872-2025 FSC-klagomål.docx
+++ b/klagomål/A 54872-2025 FSC-klagomål.docx
@@ -675,7 +675,7 @@
     <w:r>
       <w:tab/>
       <w:tab/>
-      <w:t>2025-12-02</w:t>
+      <w:t>2025-12-03</w:t>
       <w:br/>
       <w:br/>
     </w:r>

--- a/klagomål/A 54872-2025 FSC-klagomål.docx
+++ b/klagomål/A 54872-2025 FSC-klagomål.docx
@@ -675,7 +675,7 @@
     <w:r>
       <w:tab/>
       <w:tab/>
-      <w:t>2025-12-03</w:t>
+      <w:t>2025-12-04</w:t>
       <w:br/>
       <w:br/>
     </w:r>

--- a/klagomål/A 54872-2025 FSC-klagomål.docx
+++ b/klagomål/A 54872-2025 FSC-klagomål.docx
@@ -675,7 +675,7 @@
     <w:r>
       <w:tab/>
       <w:tab/>
-      <w:t>2025-12-04</w:t>
+      <w:t>2025-12-05</w:t>
       <w:br/>
       <w:br/>
     </w:r>

--- a/klagomål/A 54872-2025 FSC-klagomål.docx
+++ b/klagomål/A 54872-2025 FSC-klagomål.docx
@@ -675,7 +675,7 @@
     <w:r>
       <w:tab/>
       <w:tab/>
-      <w:t>2025-12-05</w:t>
+      <w:t>2025-12-06</w:t>
       <w:br/>
       <w:br/>
     </w:r>

--- a/klagomål/A 54872-2025 FSC-klagomål.docx
+++ b/klagomål/A 54872-2025 FSC-klagomål.docx
@@ -675,7 +675,7 @@
     <w:r>
       <w:tab/>
       <w:tab/>
-      <w:t>2025-12-19</w:t>
+      <w:t>2025-12-20</w:t>
       <w:br/>
       <w:br/>
     </w:r>

--- a/klagomål/A 54872-2025 FSC-klagomål.docx
+++ b/klagomål/A 54872-2025 FSC-klagomål.docx
@@ -675,7 +675,7 @@
     <w:r>
       <w:tab/>
       <w:tab/>
-      <w:t>2025-12-20</w:t>
+      <w:t>2025-12-21</w:t>
       <w:br/>
       <w:br/>
     </w:r>

--- a/klagomål/A 54872-2025 FSC-klagomål.docx
+++ b/klagomål/A 54872-2025 FSC-klagomål.docx
@@ -675,7 +675,7 @@
     <w:r>
       <w:tab/>
       <w:tab/>
-      <w:t>2025-12-21</w:t>
+      <w:t>2025-12-22</w:t>
       <w:br/>
       <w:br/>
     </w:r>

--- a/klagomål/A 54872-2025 FSC-klagomål.docx
+++ b/klagomål/A 54872-2025 FSC-klagomål.docx
@@ -675,7 +675,7 @@
     <w:r>
       <w:tab/>
       <w:tab/>
-      <w:t>2025-12-22</w:t>
+      <w:t>2025-12-26</w:t>
       <w:br/>
       <w:br/>
     </w:r>

--- a/klagomål/A 54872-2025 FSC-klagomål.docx
+++ b/klagomål/A 54872-2025 FSC-klagomål.docx
@@ -675,7 +675,7 @@
     <w:r>
       <w:tab/>
       <w:tab/>
-      <w:t>2025-12-26</w:t>
+      <w:t>2025-12-28</w:t>
       <w:br/>
       <w:br/>
     </w:r>

--- a/klagomål/A 54872-2025 FSC-klagomål.docx
+++ b/klagomål/A 54872-2025 FSC-klagomål.docx
@@ -675,7 +675,7 @@
     <w:r>
       <w:tab/>
       <w:tab/>
-      <w:t>2025-12-28</w:t>
+      <w:t>2025-12-29</w:t>
       <w:br/>
       <w:br/>
     </w:r>

--- a/klagomål/A 54872-2025 FSC-klagomål.docx
+++ b/klagomål/A 54872-2025 FSC-klagomål.docx
@@ -675,7 +675,7 @@
     <w:r>
       <w:tab/>
       <w:tab/>
-      <w:t>2025-12-29</w:t>
+      <w:t>2025-12-30</w:t>
       <w:br/>
       <w:br/>
     </w:r>

--- a/klagomål/A 54872-2025 FSC-klagomål.docx
+++ b/klagomål/A 54872-2025 FSC-klagomål.docx
@@ -675,7 +675,7 @@
     <w:r>
       <w:tab/>
       <w:tab/>
-      <w:t>2025-12-30</w:t>
+      <w:t>2025-12-31</w:t>
       <w:br/>
       <w:br/>
     </w:r>

--- a/klagomål/A 54872-2025 FSC-klagomål.docx
+++ b/klagomål/A 54872-2025 FSC-klagomål.docx
@@ -675,7 +675,7 @@
     <w:r>
       <w:tab/>
       <w:tab/>
-      <w:t>2025-12-31</w:t>
+      <w:t>2026-01-03</w:t>
       <w:br/>
       <w:br/>
     </w:r>

--- a/klagomål/A 54872-2025 FSC-klagomål.docx
+++ b/klagomål/A 54872-2025 FSC-klagomål.docx
@@ -675,7 +675,7 @@
     <w:r>
       <w:tab/>
       <w:tab/>
-      <w:t>2026-01-07</w:t>
+      <w:t>2026-01-08</w:t>
       <w:br/>
       <w:br/>
     </w:r>

--- a/klagomål/A 54872-2025 FSC-klagomål.docx
+++ b/klagomål/A 54872-2025 FSC-klagomål.docx
@@ -675,7 +675,7 @@
     <w:r>
       <w:tab/>
       <w:tab/>
-      <w:t>2026-01-08</w:t>
+      <w:t>2026-01-09</w:t>
       <w:br/>
       <w:br/>
     </w:r>

--- a/klagomål/A 54872-2025 FSC-klagomål.docx
+++ b/klagomål/A 54872-2025 FSC-klagomål.docx
@@ -675,7 +675,7 @@
     <w:r>
       <w:tab/>
       <w:tab/>
-      <w:t>2026-01-09</w:t>
+      <w:t>2026-01-10</w:t>
       <w:br/>
       <w:br/>
     </w:r>

--- a/klagomål/A 54872-2025 FSC-klagomål.docx
+++ b/klagomål/A 54872-2025 FSC-klagomål.docx
@@ -675,7 +675,7 @@
     <w:r>
       <w:tab/>
       <w:tab/>
-      <w:t>2026-01-10</w:t>
+      <w:t>2026-01-11</w:t>
       <w:br/>
       <w:br/>
     </w:r>

--- a/klagomål/A 54872-2025 FSC-klagomål.docx
+++ b/klagomål/A 54872-2025 FSC-klagomål.docx
@@ -675,7 +675,7 @@
     <w:r>
       <w:tab/>
       <w:tab/>
-      <w:t>2026-01-11</w:t>
+      <w:t>2026-01-12</w:t>
       <w:br/>
       <w:br/>
     </w:r>

--- a/klagomål/A 54872-2025 FSC-klagomål.docx
+++ b/klagomål/A 54872-2025 FSC-klagomål.docx
@@ -675,7 +675,7 @@
     <w:r>
       <w:tab/>
       <w:tab/>
-      <w:t>2026-01-12</w:t>
+      <w:t>2026-01-13</w:t>
       <w:br/>
       <w:br/>
     </w:r>

--- a/klagomål/A 54872-2025 FSC-klagomål.docx
+++ b/klagomål/A 54872-2025 FSC-klagomål.docx
@@ -675,7 +675,7 @@
     <w:r>
       <w:tab/>
       <w:tab/>
-      <w:t>2026-01-13</w:t>
+      <w:t>2026-01-14</w:t>
       <w:br/>
       <w:br/>
     </w:r>

--- a/klagomål/A 54872-2025 FSC-klagomål.docx
+++ b/klagomål/A 54872-2025 FSC-klagomål.docx
@@ -675,7 +675,7 @@
     <w:r>
       <w:tab/>
       <w:tab/>
-      <w:t>2026-01-14</w:t>
+      <w:t>2026-01-15</w:t>
       <w:br/>
       <w:br/>
     </w:r>

--- a/klagomål/A 54872-2025 FSC-klagomål.docx
+++ b/klagomål/A 54872-2025 FSC-klagomål.docx
@@ -675,7 +675,7 @@
     <w:r>
       <w:tab/>
       <w:tab/>
-      <w:t>2026-01-15</w:t>
+      <w:t>2026-01-16</w:t>
       <w:br/>
       <w:br/>
     </w:r>

--- a/klagomål/A 54872-2025 FSC-klagomål.docx
+++ b/klagomål/A 54872-2025 FSC-klagomål.docx
@@ -675,7 +675,7 @@
     <w:r>
       <w:tab/>
       <w:tab/>
-      <w:t>2026-01-16</w:t>
+      <w:t>2026-01-17</w:t>
       <w:br/>
       <w:br/>
     </w:r>

--- a/klagomål/A 54872-2025 FSC-klagomål.docx
+++ b/klagomål/A 54872-2025 FSC-klagomål.docx
@@ -675,7 +675,7 @@
     <w:r>
       <w:tab/>
       <w:tab/>
-      <w:t>2026-01-17</w:t>
+      <w:t>2026-01-18</w:t>
       <w:br/>
       <w:br/>
     </w:r>

--- a/klagomål/A 54872-2025 FSC-klagomål.docx
+++ b/klagomål/A 54872-2025 FSC-klagomål.docx
@@ -675,7 +675,7 @@
     <w:r>
       <w:tab/>
       <w:tab/>
-      <w:t>2026-01-18</w:t>
+      <w:t>2026-01-19</w:t>
       <w:br/>
       <w:br/>
     </w:r>

--- a/klagomål/A 54872-2025 FSC-klagomål.docx
+++ b/klagomål/A 54872-2025 FSC-klagomål.docx
@@ -675,7 +675,7 @@
     <w:r>
       <w:tab/>
       <w:tab/>
-      <w:t>2026-01-19</w:t>
+      <w:t>2026-01-20</w:t>
       <w:br/>
       <w:br/>
     </w:r>

--- a/klagomål/A 54872-2025 FSC-klagomål.docx
+++ b/klagomål/A 54872-2025 FSC-klagomål.docx
@@ -675,7 +675,7 @@
     <w:r>
       <w:tab/>
       <w:tab/>
-      <w:t>2026-01-20</w:t>
+      <w:t>2026-01-21</w:t>
       <w:br/>
       <w:br/>
     </w:r>

--- a/klagomål/A 54872-2025 FSC-klagomål.docx
+++ b/klagomål/A 54872-2025 FSC-klagomål.docx
@@ -675,7 +675,7 @@
     <w:r>
       <w:tab/>
       <w:tab/>
-      <w:t>2026-01-21</w:t>
+      <w:t>2026-01-23</w:t>
       <w:br/>
       <w:br/>
     </w:r>

--- a/klagomål/A 54872-2025 FSC-klagomål.docx
+++ b/klagomål/A 54872-2025 FSC-klagomål.docx
@@ -675,7 +675,7 @@
     <w:r>
       <w:tab/>
       <w:tab/>
-      <w:t>2026-01-23</w:t>
+      <w:t>2026-01-24</w:t>
       <w:br/>
       <w:br/>
     </w:r>

--- a/klagomål/A 54872-2025 FSC-klagomål.docx
+++ b/klagomål/A 54872-2025 FSC-klagomål.docx
@@ -675,7 +675,7 @@
     <w:r>
       <w:tab/>
       <w:tab/>
-      <w:t>2026-01-24</w:t>
+      <w:t>2026-01-25</w:t>
       <w:br/>
       <w:br/>
     </w:r>

--- a/klagomål/A 54872-2025 FSC-klagomål.docx
+++ b/klagomål/A 54872-2025 FSC-klagomål.docx
@@ -675,7 +675,7 @@
     <w:r>
       <w:tab/>
       <w:tab/>
-      <w:t>2026-01-25</w:t>
+      <w:t>2026-01-26</w:t>
       <w:br/>
       <w:br/>
     </w:r>

--- a/klagomål/A 54872-2025 FSC-klagomål.docx
+++ b/klagomål/A 54872-2025 FSC-klagomål.docx
@@ -675,7 +675,7 @@
     <w:r>
       <w:tab/>
       <w:tab/>
-      <w:t>2026-01-26</w:t>
+      <w:t>2026-01-27</w:t>
       <w:br/>
       <w:br/>
     </w:r>

--- a/klagomål/A 54872-2025 FSC-klagomål.docx
+++ b/klagomål/A 54872-2025 FSC-klagomål.docx
@@ -675,7 +675,7 @@
     <w:r>
       <w:tab/>
       <w:tab/>
-      <w:t>2026-01-27</w:t>
+      <w:t>2026-01-28</w:t>
       <w:br/>
       <w:br/>
     </w:r>

--- a/klagomål/A 54872-2025 FSC-klagomål.docx
+++ b/klagomål/A 54872-2025 FSC-klagomål.docx
@@ -112,7 +112,7 @@
         <w:pStyle w:val="ListBullet"/>
       </w:pPr>
       <w:r>
-        <w:t>Om ett ombud (tex Norra skog eller Mellanskog) avverkningsanmäler en skog med naturvärden motsvarande nyckelbiotops kvalité men markägaren inte är FSC certifierad, bör du skicka in ett FSC kontrollerat virke klagomål. Då ska klagomålet skickas till ombudsföretaget.</w:t>
+        <w:t>Om ett ombud (tex Norra skog eller Mellanskog) avverkningsanmäler en skog med naturvärden motsvarande nyckelbiotops kvalitet men markägaren inte är FSC certifierad, bör du skicka in ett FSC kontrollerat virke klagomål. Då ska klagomålet skickas till ombudsföretaget.</w:t>
       </w:r>
     </w:p>
     <w:p>
@@ -247,6 +247,35 @@
       </w:r>
     </w:p>
     <w:p>
+      <w:r>
+        <w:rPr>
+          <w:b/>
+        </w:rPr>
+        <w:t>Slåtterfibbla (NT)</w:t>
+      </w:r>
+      <w:r>
+        <w:t xml:space="preserve"> är typisk art för </w:t>
+      </w:r>
+      <w:r>
+        <w:rPr>
+          <w:i/>
+        </w:rPr>
+        <w:t xml:space="preserve">9060 Åsbarrskog, 9070 Trädklädd betesmark, 6530 Lövängar, 1610 Åsöar i Östersjön, 6230 Stagg-gräsmarker, 6270 Silikatgräsmarker </w:t>
+      </w:r>
+      <w:r>
+        <w:t>och</w:t>
+      </w:r>
+      <w:r>
+        <w:rPr>
+          <w:i/>
+        </w:rPr>
+        <w:t xml:space="preserve"> 6510 Slåtterängar i låglandet </w:t>
+      </w:r>
+      <w:r>
+        <w:t>(SLU Artdatabanken, 2025).</w:t>
+      </w:r>
+    </w:p>
+    <w:p>
       <w:pPr>
         <w:pStyle w:val="Heading1"/>
       </w:pPr>
@@ -267,7 +296,16 @@
         <w:t>Korallrot (§8)</w:t>
       </w:r>
       <w:r>
-        <w:t xml:space="preserve"> växer i sumpskogar och annan fuktig eller växelfuktig skogsmark, exempelvis i alkärr och kärrkanter, fuktiga bäckdalar, raviner, myrlaggar, sumpiga strandskogar samt i fuktiga lundar. Den visar på mer eller mindre stabila förhållanden och intakt hydrologi och är känslig för avverkning, körskador, skogsgödsling och dikning. Arten är fridlyst enligt 8 § artskyddsförordningen (SLU Artdatabanken, 2024; Nitare &amp; Skogsstyrelsen, 2019).</w:t>
+        <w:t xml:space="preserve"> växer i sumpskogar och annan fuktig eller växelfuktig skogsmark, exempelvis i alkärr och kärrkanter, fuktiga bäckdalar, raviner, myrlaggar, sumpiga strandskogar samt i fuktiga lundar. Den visar på mer eller mindre stabila förhållanden och intakt hydrologi och är känslig för avverkning, körskador, skogsgödsling och dikning. Korallrot är typisk art för </w:t>
+      </w:r>
+      <w:r>
+        <w:rPr>
+          <w:i/>
+        </w:rPr>
+        <w:t>9080 Lövsumpskog</w:t>
+      </w:r>
+      <w:r>
+        <w:t xml:space="preserve"> ochfridlyst enligt 8 § artskyddsförordningen (SLU Artdatabanken, 2024; Nitare &amp; Skogsstyrelsen, 2019).</w:t>
       </w:r>
     </w:p>
     <w:p>
@@ -675,7 +713,7 @@
     <w:r>
       <w:tab/>
       <w:tab/>
-      <w:t>2026-01-28</w:t>
+      <w:t>2026-01-29</w:t>
       <w:br/>
       <w:br/>
     </w:r>

--- a/klagomål/A 54872-2025 FSC-klagomål.docx
+++ b/klagomål/A 54872-2025 FSC-klagomål.docx
@@ -713,7 +713,7 @@
     <w:r>
       <w:tab/>
       <w:tab/>
-      <w:t>2026-01-29</w:t>
+      <w:t>2026-01-30</w:t>
       <w:br/>
       <w:br/>
     </w:r>

--- a/klagomål/A 54872-2025 FSC-klagomål.docx
+++ b/klagomål/A 54872-2025 FSC-klagomål.docx
@@ -713,7 +713,7 @@
     <w:r>
       <w:tab/>
       <w:tab/>
-      <w:t>2026-01-30</w:t>
+      <w:t>2026-01-31</w:t>
       <w:br/>
       <w:br/>
     </w:r>

--- a/klagomål/A 54872-2025 FSC-klagomål.docx
+++ b/klagomål/A 54872-2025 FSC-klagomål.docx
@@ -713,7 +713,7 @@
     <w:r>
       <w:tab/>
       <w:tab/>
-      <w:t>2026-03-01</w:t>
+      <w:t>2026-03-02</w:t>
       <w:br/>
       <w:br/>
     </w:r>

--- a/klagomål/A 54872-2025 FSC-klagomål.docx
+++ b/klagomål/A 54872-2025 FSC-klagomål.docx
@@ -305,7 +305,7 @@
         <w:t>9080 Lövsumpskog</w:t>
       </w:r>
       <w:r>
-        <w:t xml:space="preserve"> ochfridlyst enligt 8 § artskyddsförordningen (SLU Artdatabanken, 2024; Nitare &amp; Skogsstyrelsen, 2019).</w:t>
+        <w:t xml:space="preserve"> och fridlyst enligt 8 § artskyddsförordningen (SLU Artdatabanken, 2024; Nitare &amp; Skogsstyrelsen, 2019).</w:t>
       </w:r>
     </w:p>
     <w:p>
@@ -713,7 +713,7 @@
     <w:r>
       <w:tab/>
       <w:tab/>
-      <w:t>2026-03-02</w:t>
+      <w:t>2026-03-03</w:t>
       <w:br/>
       <w:br/>
     </w:r>

--- a/klagomål/A 54872-2025 FSC-klagomål.docx
+++ b/klagomål/A 54872-2025 FSC-klagomål.docx
@@ -713,7 +713,7 @@
     <w:r>
       <w:tab/>
       <w:tab/>
-      <w:t>2026-03-03</w:t>
+      <w:t>2026-03-04</w:t>
       <w:br/>
       <w:br/>
     </w:r>

--- a/klagomål/A 54872-2025 FSC-klagomål.docx
+++ b/klagomål/A 54872-2025 FSC-klagomål.docx
@@ -713,7 +713,7 @@
     <w:r>
       <w:tab/>
       <w:tab/>
-      <w:t>2026-03-04</w:t>
+      <w:t>2026-03-05</w:t>
       <w:br/>
       <w:br/>
     </w:r>

--- a/klagomål/A 54872-2025 FSC-klagomål.docx
+++ b/klagomål/A 54872-2025 FSC-klagomål.docx
@@ -713,7 +713,7 @@
     <w:r>
       <w:tab/>
       <w:tab/>
-      <w:t>2026-03-05</w:t>
+      <w:t>2026-03-06</w:t>
       <w:br/>
       <w:br/>
     </w:r>

--- a/klagomål/A 54872-2025 FSC-klagomål.docx
+++ b/klagomål/A 54872-2025 FSC-klagomål.docx
@@ -713,7 +713,7 @@
     <w:r>
       <w:tab/>
       <w:tab/>
-      <w:t>2026-03-06</w:t>
+      <w:t>2026-03-07</w:t>
       <w:br/>
       <w:br/>
     </w:r>

--- a/klagomål/A 54872-2025 FSC-klagomål.docx
+++ b/klagomål/A 54872-2025 FSC-klagomål.docx
@@ -713,7 +713,7 @@
     <w:r>
       <w:tab/>
       <w:tab/>
-      <w:t>2026-03-07</w:t>
+      <w:t>2026-03-08</w:t>
       <w:br/>
       <w:br/>
     </w:r>

--- a/klagomål/A 54872-2025 FSC-klagomål.docx
+++ b/klagomål/A 54872-2025 FSC-klagomål.docx
@@ -713,7 +713,7 @@
     <w:r>
       <w:tab/>
       <w:tab/>
-      <w:t>2026-03-08</w:t>
+      <w:t>2026-03-09</w:t>
       <w:br/>
       <w:br/>
     </w:r>

--- a/klagomål/A 54872-2025 FSC-klagomål.docx
+++ b/klagomål/A 54872-2025 FSC-klagomål.docx
@@ -713,7 +713,7 @@
     <w:r>
       <w:tab/>
       <w:tab/>
-      <w:t>2026-03-09</w:t>
+      <w:t>2026-03-10</w:t>
       <w:br/>
       <w:br/>
     </w:r>

--- a/klagomål/A 54872-2025 FSC-klagomål.docx
+++ b/klagomål/A 54872-2025 FSC-klagomål.docx
@@ -713,7 +713,7 @@
     <w:r>
       <w:tab/>
       <w:tab/>
-      <w:t>2026-03-10</w:t>
+      <w:t>2026-03-11</w:t>
       <w:br/>
       <w:br/>
     </w:r>

--- a/klagomål/A 54872-2025 FSC-klagomål.docx
+++ b/klagomål/A 54872-2025 FSC-klagomål.docx
@@ -713,7 +713,7 @@
     <w:r>
       <w:tab/>
       <w:tab/>
-      <w:t>2026-03-11</w:t>
+      <w:t>2026-03-12</w:t>
       <w:br/>
       <w:br/>
     </w:r>

--- a/klagomål/A 54872-2025 FSC-klagomål.docx
+++ b/klagomål/A 54872-2025 FSC-klagomål.docx
@@ -713,7 +713,7 @@
     <w:r>
       <w:tab/>
       <w:tab/>
-      <w:t>2026-03-12</w:t>
+      <w:t>2026-03-13</w:t>
       <w:br/>
       <w:br/>
     </w:r>

--- a/klagomål/A 54872-2025 FSC-klagomål.docx
+++ b/klagomål/A 54872-2025 FSC-klagomål.docx
@@ -713,7 +713,7 @@
     <w:r>
       <w:tab/>
       <w:tab/>
-      <w:t>2026-03-13</w:t>
+      <w:t>2026-03-16</w:t>
       <w:br/>
       <w:br/>
     </w:r>

--- a/klagomål/A 54872-2025 FSC-klagomål.docx
+++ b/klagomål/A 54872-2025 FSC-klagomål.docx
@@ -713,7 +713,7 @@
     <w:r>
       <w:tab/>
       <w:tab/>
-      <w:t>2026-03-16</w:t>
+      <w:t>2026-03-17</w:t>
       <w:br/>
       <w:br/>
     </w:r>

--- a/klagomål/A 54872-2025 FSC-klagomål.docx
+++ b/klagomål/A 54872-2025 FSC-klagomål.docx
@@ -713,7 +713,7 @@
     <w:r>
       <w:tab/>
       <w:tab/>
-      <w:t>2026-03-17</w:t>
+      <w:t>2026-03-18</w:t>
       <w:br/>
       <w:br/>
     </w:r>

--- a/klagomål/A 54872-2025 FSC-klagomål.docx
+++ b/klagomål/A 54872-2025 FSC-klagomål.docx
@@ -713,7 +713,7 @@
     <w:r>
       <w:tab/>
       <w:tab/>
-      <w:t>2026-03-18</w:t>
+      <w:t>2026-03-19</w:t>
       <w:br/>
       <w:br/>
     </w:r>

--- a/klagomål/A 54872-2025 FSC-klagomål.docx
+++ b/klagomål/A 54872-2025 FSC-klagomål.docx
@@ -713,7 +713,7 @@
     <w:r>
       <w:tab/>
       <w:tab/>
-      <w:t>2026-03-19</w:t>
+      <w:t>2026-03-20</w:t>
       <w:br/>
       <w:br/>
     </w:r>

--- a/klagomål/A 54872-2025 FSC-klagomål.docx
+++ b/klagomål/A 54872-2025 FSC-klagomål.docx
@@ -713,7 +713,7 @@
     <w:r>
       <w:tab/>
       <w:tab/>
-      <w:t>2026-03-20</w:t>
+      <w:t>2026-03-21</w:t>
       <w:br/>
       <w:br/>
     </w:r>

--- a/klagomål/A 54872-2025 FSC-klagomål.docx
+++ b/klagomål/A 54872-2025 FSC-klagomål.docx
@@ -713,7 +713,7 @@
     <w:r>
       <w:tab/>
       <w:tab/>
-      <w:t>2026-03-21</w:t>
+      <w:t>2026-03-22</w:t>
       <w:br/>
       <w:br/>
     </w:r>

--- a/klagomål/A 54872-2025 FSC-klagomål.docx
+++ b/klagomål/A 54872-2025 FSC-klagomål.docx
@@ -713,7 +713,7 @@
     <w:r>
       <w:tab/>
       <w:tab/>
-      <w:t>2026-03-22</w:t>
+      <w:t>2026-03-23</w:t>
       <w:br/>
       <w:br/>
     </w:r>

--- a/klagomål/A 54872-2025 FSC-klagomål.docx
+++ b/klagomål/A 54872-2025 FSC-klagomål.docx
@@ -713,7 +713,7 @@
     <w:r>
       <w:tab/>
       <w:tab/>
-      <w:t>2026-03-23</w:t>
+      <w:t>2026-03-24</w:t>
       <w:br/>
       <w:br/>
     </w:r>

--- a/klagomål/A 54872-2025 FSC-klagomål.docx
+++ b/klagomål/A 54872-2025 FSC-klagomål.docx
@@ -713,7 +713,7 @@
     <w:r>
       <w:tab/>
       <w:tab/>
-      <w:t>2026-03-24</w:t>
+      <w:t>2026-03-25</w:t>
       <w:br/>
       <w:br/>
     </w:r>

--- a/klagomål/A 54872-2025 FSC-klagomål.docx
+++ b/klagomål/A 54872-2025 FSC-klagomål.docx
@@ -713,7 +713,7 @@
     <w:r>
       <w:tab/>
       <w:tab/>
-      <w:t>2026-03-25</w:t>
+      <w:t>2026-03-26</w:t>
       <w:br/>
       <w:br/>
     </w:r>

--- a/klagomål/A 54872-2025 FSC-klagomål.docx
+++ b/klagomål/A 54872-2025 FSC-klagomål.docx
@@ -713,7 +713,7 @@
     <w:r>
       <w:tab/>
       <w:tab/>
-      <w:t>2026-03-26</w:t>
+      <w:t>2026-03-27</w:t>
       <w:br/>
       <w:br/>
     </w:r>

--- a/klagomål/A 54872-2025 FSC-klagomål.docx
+++ b/klagomål/A 54872-2025 FSC-klagomål.docx
@@ -713,7 +713,7 @@
     <w:r>
       <w:tab/>
       <w:tab/>
-      <w:t>2026-03-27</w:t>
+      <w:t>2026-03-28</w:t>
       <w:br/>
       <w:br/>
     </w:r>

--- a/klagomål/A 54872-2025 FSC-klagomål.docx
+++ b/klagomål/A 54872-2025 FSC-klagomål.docx
@@ -713,7 +713,7 @@
     <w:r>
       <w:tab/>
       <w:tab/>
-      <w:t>2026-03-28</w:t>
+      <w:t>2026-03-29</w:t>
       <w:br/>
       <w:br/>
     </w:r>

--- a/klagomål/A 54872-2025 FSC-klagomål.docx
+++ b/klagomål/A 54872-2025 FSC-klagomål.docx
@@ -713,7 +713,7 @@
     <w:r>
       <w:tab/>
       <w:tab/>
-      <w:t>2026-03-29</w:t>
+      <w:t>2026-03-30</w:t>
       <w:br/>
       <w:br/>
     </w:r>

--- a/klagomål/A 54872-2025 FSC-klagomål.docx
+++ b/klagomål/A 54872-2025 FSC-klagomål.docx
@@ -713,7 +713,7 @@
     <w:r>
       <w:tab/>
       <w:tab/>
-      <w:t>2026-03-30</w:t>
+      <w:t>2026-03-31</w:t>
       <w:br/>
       <w:br/>
     </w:r>

--- a/klagomål/A 54872-2025 FSC-klagomål.docx
+++ b/klagomål/A 54872-2025 FSC-klagomål.docx
@@ -713,7 +713,7 @@
     <w:r>
       <w:tab/>
       <w:tab/>
-      <w:t>2026-03-31</w:t>
+      <w:t>2026-04-01</w:t>
       <w:br/>
       <w:br/>
     </w:r>

--- a/klagomål/A 54872-2025 FSC-klagomål.docx
+++ b/klagomål/A 54872-2025 FSC-klagomål.docx
@@ -713,7 +713,7 @@
     <w:r>
       <w:tab/>
       <w:tab/>
-      <w:t>2026-04-01</w:t>
+      <w:t>2026-04-02</w:t>
       <w:br/>
       <w:br/>
     </w:r>

--- a/klagomål/A 54872-2025 FSC-klagomål.docx
+++ b/klagomål/A 54872-2025 FSC-klagomål.docx
@@ -713,7 +713,7 @@
     <w:r>
       <w:tab/>
       <w:tab/>
-      <w:t>2026-04-02</w:t>
+      <w:t>2026-04-03</w:t>
       <w:br/>
       <w:br/>
     </w:r>

--- a/klagomål/A 54872-2025 FSC-klagomål.docx
+++ b/klagomål/A 54872-2025 FSC-klagomål.docx
@@ -713,7 +713,7 @@
     <w:r>
       <w:tab/>
       <w:tab/>
-      <w:t>2026-04-03</w:t>
+      <w:t>2026-04-04</w:t>
       <w:br/>
       <w:br/>
     </w:r>

--- a/klagomål/A 54872-2025 FSC-klagomål.docx
+++ b/klagomål/A 54872-2025 FSC-klagomål.docx
@@ -713,7 +713,7 @@
     <w:r>
       <w:tab/>
       <w:tab/>
-      <w:t>2026-04-04</w:t>
+      <w:t>2026-04-05</w:t>
       <w:br/>
       <w:br/>
     </w:r>
